--- a/manuscript/Plant_CellFM_v9_english_submission_synopsis.docx
+++ b/manuscript/Plant_CellFM_v9_english_submission_synopsis.docx
@@ -27,7 +27,7 @@
           <w:b w:val="0"/>
           <w:sz w:val="21"/>
         </w:rPr>
-        <w:t>Generated: `2026-07-30 21:53 Asia/Shanghai`</w:t>
+        <w:t>Generated: `2026-07-31 01:07 Asia/Shanghai`</w:t>
       </w:r>
     </w:p>
     <w:p>
@@ -120,7 +120,7 @@
           <w:b w:val="0"/>
           <w:sz w:val="21"/>
         </w:rPr>
-        <w:t>Plant single-cell and single-nucleus transcriptomic studies increasingly cover diverse species, tissues and assay formats, yet cross-study reuse is limited by heterogeneous matrix formats, non-unified cell-state names and species-specific gene identifiers. We present Plant-CellFM v9, a reproducible plant expression foundation-model and all-plant adapter framework for audited single-cell annotation. The release combines a public plant expression corpus, shared-gene Transformer representations, LoRA-based model freezing, runtime species-adapter resolution, hierarchical annotation outputs and server-side release verification. On the same shared-gene benchmark, Plant-CellFM v9 improves over the frozen v3 extended baseline in leave-dataset-out all-cell accuracy (0.4490 versus 0.2021) and leave-sample-out all-cell accuracy (0.6200 versus 0.4155). Under normalized leave-species-out evaluation, v9 reaches all-cell accuracy 0.2354, coverage 0.5590 and known-label accuracy 0.4210, supporting open-set cross-species transfer analysis rather than a universal high-accuracy claim. A plant cell-state ontology diagnostic covers 2,324 of 3,964 cells (74.44%) after excluding unknown or unannotated states. The release further includes 24 adapter entries and an Arabidopsis root case with 260 marker-candidate rows across 13 cell states and 10 root-identity states. Plant-CellFM v9 therefore provides a traceable method and resource for plant single-cell annotation, benchmark auditing and target-species adapter transfer.</w:t>
+        <w:t>Plant single-cell and single-nucleus transcriptomic studies increasingly cover diverse species, tissues and assay formats, yet cross-study reuse is limited by heterogeneous matrix formats, non-unified cell-state names and species-specific gene identifiers. We present Plant-CellFM v9, a reproducible plant expression foundation-model and all-plant adapter framework for audited single-cell annotation. The release combines a public plant expression corpus, shared-gene Transformer representations, LoRA-based model freezing, runtime species-adapter resolution, hierarchical annotation outputs and server-side release verification. On the same shared-gene benchmark, Plant-CellFM v9 improves over the frozen v3 extended baseline in leave-dataset-out all-cell accuracy (0.4490 versus 0.2021) and leave-sample-out all-cell accuracy (0.6200 versus 0.4155). Under normalized leave-species-out evaluation, v9 reaches all-cell accuracy 0.2354, coverage 0.5590 and known-label accuracy 0.4210, supporting open-set cross-species transfer analysis rather than a universal high-accuracy claim. A plant cell-state ontology diagnostic covers 2,324 of 3,964 cells (74.44%) after excluding unknown or unannotated states. The API confidence layer reaches 96.64% and 92.81% selective accuracy when accepting the top 30% and 40% confidence cells. The release further includes 24 adapter entries, an Arabidopsis root case with 260 marker-candidate rows across 13 cell states and 10 root-identity states, and a multi-species scPlantDB case with 31,503 cells across 4 species. Plant-CellFM v9 therefore provides a traceable method and resource for plant single-cell annotation, benchmark auditing and target-species adapter transfer.</w:t>
       </w:r>
     </w:p>
     <w:p>
@@ -239,7 +239,33 @@
           <w:b w:val="0"/>
           <w:sz w:val="21"/>
         </w:rPr>
+        <w:t>Open-set calibration reaches 96.64%/92.81% selective accuracy at top-30/top-40 confidence acceptance.</w:t>
+      </w:r>
+    </w:p>
+    <w:p>
+      <w:pPr>
+        <w:pStyle w:val="ListBullet"/>
+      </w:pPr>
+      <w:r>
+        <w:rPr>
+          <w:rFonts w:ascii="Arial" w:hAnsi="Arial"/>
+          <w:b w:val="0"/>
+          <w:sz w:val="21"/>
+        </w:rPr>
         <w:t>Arabidopsis root case provides 260 marker-candidate rows across 13 cell states.</w:t>
+      </w:r>
+    </w:p>
+    <w:p>
+      <w:pPr>
+        <w:pStyle w:val="ListBullet"/>
+      </w:pPr>
+      <w:r>
+        <w:rPr>
+          <w:rFonts w:ascii="Arial" w:hAnsi="Arial"/>
+          <w:b w:val="0"/>
+          <w:sz w:val="21"/>
+        </w:rPr>
+        <w:t>Multi-species scPlantDB case adds 31,503 cells across 4 species and 96 marker-candidate records.</w:t>
       </w:r>
     </w:p>
     <w:p>
@@ -319,6 +345,19 @@
           <w:sz w:val="21"/>
         </w:rPr>
         <w:t>Panel 5: The Arabidopsis root case links model output to cell-state labels and marker-candidate mining for downstream biological interpretation.</w:t>
+      </w:r>
+    </w:p>
+    <w:p>
+      <w:pPr>
+        <w:spacing w:line="276" w:lineRule="auto" w:after="120"/>
+      </w:pPr>
+      <w:r>
+        <w:rPr>
+          <w:rFonts w:ascii="Arial" w:hAnsi="Arial"/>
+          <w:b w:val="0"/>
+          <w:sz w:val="21"/>
+        </w:rPr>
+        <w:t>Panel 6: Open-set confidence calibration and the multi-species scPlantDB case show how high-confidence predictions, review routing and public-data biology examples are packaged for reuse.</w:t>
       </w:r>
     </w:p>
     <w:p>
@@ -428,6 +467,45 @@
     </w:p>
     <w:p>
       <w:pPr>
+        <w:pStyle w:val="ListBullet"/>
+      </w:pPr>
+      <w:r>
+        <w:rPr>
+          <w:rFonts w:ascii="Arial" w:hAnsi="Arial"/>
+          <w:b w:val="0"/>
+          <w:sz w:val="21"/>
+        </w:rPr>
+        <w:t>API confidence top-30 selective accuracy: 96.64%.</w:t>
+      </w:r>
+    </w:p>
+    <w:p>
+      <w:pPr>
+        <w:pStyle w:val="ListBullet"/>
+      </w:pPr>
+      <w:r>
+        <w:rPr>
+          <w:rFonts w:ascii="Arial" w:hAnsi="Arial"/>
+          <w:b w:val="0"/>
+          <w:sz w:val="21"/>
+        </w:rPr>
+        <w:t>API confidence top-40 selective accuracy: 92.81%.</w:t>
+      </w:r>
+    </w:p>
+    <w:p>
+      <w:pPr>
+        <w:pStyle w:val="ListBullet"/>
+      </w:pPr>
+      <w:r>
+        <w:rPr>
+          <w:rFonts w:ascii="Arial" w:hAnsi="Arial"/>
+          <w:b w:val="0"/>
+          <w:sz w:val="21"/>
+        </w:rPr>
+        <w:t>Multi-species scPlantDB case: 31,503 cells, 4 species, 96 marker-candidate records.</w:t>
+      </w:r>
+    </w:p>
+    <w:p>
+      <w:pPr>
         <w:pStyle w:val="Heading1"/>
       </w:pPr>
       <w:r>
@@ -450,7 +528,7 @@
           <w:b w:val="0"/>
           <w:sz w:val="21"/>
         </w:rPr>
-        <w:t>The manuscript is positioned as a computational method/resource paper for plant single-cell annotation. The core promise is reproducibility, adapter-based plant generalization and transparent benchmark auditing. The submission reports open-set leave-species performance as diagnostic transfer evidence, treats Snow Lotus as one target-species adapter entry point and records scPlantLLM/scPlantAnnotate at auditable execution boundaries pending official metric closure.</w:t>
+        <w:t>The manuscript is positioned as a computational method/resource paper for plant single-cell annotation. The core promise is reproducibility, adapter-based plant generalization and transparent benchmark auditing. The submission reports open-set leave-species performance as diagnostic transfer evidence, adds selective annotation evidence for high-confidence predictions, treats Snow Lotus as one target-species adapter entry point and records scPlantLLM/scPlantAnnotate through official-source benchmark contracts pending official metric closure.</w:t>
       </w:r>
     </w:p>
     <w:p>

--- a/manuscript/Plant_CellFM_v9_english_submission_synopsis.docx
+++ b/manuscript/Plant_CellFM_v9_english_submission_synopsis.docx
@@ -27,7 +27,7 @@
           <w:b w:val="0"/>
           <w:sz w:val="21"/>
         </w:rPr>
-        <w:t>Generated: `2026-07-31 01:07 Asia/Shanghai`</w:t>
+        <w:t>Generated: `2026-07-31 02:05 Asia/Shanghai`</w:t>
       </w:r>
     </w:p>
     <w:p>
@@ -120,7 +120,7 @@
           <w:b w:val="0"/>
           <w:sz w:val="21"/>
         </w:rPr>
-        <w:t>Plant single-cell and single-nucleus transcriptomic studies increasingly cover diverse species, tissues and assay formats, yet cross-study reuse is limited by heterogeneous matrix formats, non-unified cell-state names and species-specific gene identifiers. We present Plant-CellFM v9, a reproducible plant expression foundation-model and all-plant adapter framework for audited single-cell annotation. The release combines a public plant expression corpus, shared-gene Transformer representations, LoRA-based model freezing, runtime species-adapter resolution, hierarchical annotation outputs and server-side release verification. On the same shared-gene benchmark, Plant-CellFM v9 improves over the frozen v3 extended baseline in leave-dataset-out all-cell accuracy (0.4490 versus 0.2021) and leave-sample-out all-cell accuracy (0.6200 versus 0.4155). Under normalized leave-species-out evaluation, v9 reaches all-cell accuracy 0.2354, coverage 0.5590 and known-label accuracy 0.4210, supporting open-set cross-species transfer analysis rather than a universal high-accuracy claim. A plant cell-state ontology diagnostic covers 2,324 of 3,964 cells (74.44%) after excluding unknown or unannotated states. The API confidence layer reaches 96.64% and 92.81% selective accuracy when accepting the top 30% and 40% confidence cells. The release further includes 24 adapter entries, an Arabidopsis root case with 260 marker-candidate rows across 13 cell states and 10 root-identity states, and a multi-species scPlantDB case with 31,503 cells across 4 species. Plant-CellFM v9 therefore provides a traceable method and resource for plant single-cell annotation, benchmark auditing and target-species adapter transfer.</w:t>
+        <w:t>Plant single-cell and single-nucleus transcriptomic studies increasingly cover diverse species, tissues and assay formats, yet cross-study reuse is limited by heterogeneous matrix formats, non-unified cell-state names and species-specific gene identifiers. We present Plant-CellFM v9, a reproducible plant expression foundation-model and all-plant adapter framework for audited single-cell annotation. The release combines a public plant expression corpus, shared-gene Transformer representations, LoRA-based model freezing, runtime species-adapter resolution, hierarchical annotation outputs and server-side release verification. On the same shared-gene benchmark, Plant-CellFM v9 improves over the frozen v3 extended baseline in leave-dataset-out all-cell accuracy (0.4490 versus 0.2021) and leave-sample-out all-cell accuracy (0.6200 versus 0.4155). Under normalized leave-species-out evaluation, v9 reaches all-cell accuracy 0.2354, coverage 0.5590 and known-label accuracy 0.4210, supporting open-set cross-species transfer analysis rather than a universal high-accuracy claim. A plant cell-state ontology diagnostic covers 2,324 of 3,964 cells (74.44%) after excluding unknown or unannotated states. A Species-Transfer Calibration layer improves frozen leave-species all-cell accuracy from 23.64% to 30.10% and known-label accuracy from 42.28% to 53.84% without training on held-out species labels. The API confidence layer reaches 96.64% and 92.81% selective accuracy when accepting the top 30% and 40% confidence cells. The release further includes 24 adapter entries, an Arabidopsis root case with 260 marker-candidate rows across 13 cell states and 10 root-identity states, and a multi-species scPlantDB case with 31,503 cells across 4 species. Plant-CellFM v9 therefore provides a traceable method and resource for plant single-cell annotation, benchmark auditing and target-species adapter transfer.</w:t>
       </w:r>
     </w:p>
     <w:p>
@@ -226,6 +226,19 @@
           <w:b w:val="0"/>
           <w:sz w:val="21"/>
         </w:rPr>
+        <w:t>Species-Transfer Calibration improves frozen leave-species all-cell accuracy from 23.64% to 30.10% and known-label accuracy from 42.28% to 53.84%.</w:t>
+      </w:r>
+    </w:p>
+    <w:p>
+      <w:pPr>
+        <w:pStyle w:val="ListBullet"/>
+      </w:pPr>
+      <w:r>
+        <w:rPr>
+          <w:rFonts w:ascii="Arial" w:hAnsi="Arial"/>
+          <w:b w:val="0"/>
+          <w:sz w:val="21"/>
+        </w:rPr>
         <w:t>Ontology-actionable benchmark separates 74.44% covered cells from unknown or unannotated states.</w:t>
       </w:r>
     </w:p>
@@ -318,7 +331,7 @@
           <w:b w:val="0"/>
           <w:sz w:val="21"/>
         </w:rPr>
-        <w:t>Panel 3: Runtime adapter resolution selects exact species adapters when available and falls back to a plant-universal adapter for new species.</w:t>
+        <w:t>Panel 3: Runtime adapter resolution selects exact species adapters when available and falls back to a plant-universal adapter for new species; the STC layer calibrates held-out-species transfer on frozen embeddings.</w:t>
       </w:r>
     </w:p>
     <w:p>
@@ -424,6 +437,32 @@
           <w:sz w:val="21"/>
         </w:rPr>
         <w:t>Normalized leave-species-out known-label accuracy: 0.4210.</w:t>
+      </w:r>
+    </w:p>
+    <w:p>
+      <w:pPr>
+        <w:pStyle w:val="ListBullet"/>
+      </w:pPr>
+      <w:r>
+        <w:rPr>
+          <w:rFonts w:ascii="Arial" w:hAnsi="Arial"/>
+          <w:b w:val="0"/>
+          <w:sz w:val="21"/>
+        </w:rPr>
+        <w:t>STC leave-species all-cell accuracy: 30.10%, from centroid 23.64%.</w:t>
+      </w:r>
+    </w:p>
+    <w:p>
+      <w:pPr>
+        <w:pStyle w:val="ListBullet"/>
+      </w:pPr>
+      <w:r>
+        <w:rPr>
+          <w:rFonts w:ascii="Arial" w:hAnsi="Arial"/>
+          <w:b w:val="0"/>
+          <w:sz w:val="21"/>
+        </w:rPr>
+        <w:t>STC leave-species known-label accuracy: 53.84%, from centroid 42.28%.</w:t>
       </w:r>
     </w:p>
     <w:p>
